--- a/resume.docx
+++ b/resume.docx
@@ -209,10 +209,6 @@
         <w:t xml:space="preserve">Leveraged </w:t>
       </w:r>
       <w:r>
-        <w:rPr>
-          <w:b/>
-          <w:bCs/>
-        </w:rPr>
         <w:t>Amazon Q</w:t>
       </w:r>
       <w:r>
